--- a/Seminario de Sistemas/Kit docente/Clase 4/Guion Docente Clase 4 - Metodologias agiles.docx
+++ b/Seminario de Sistemas/Kit docente/Clase 4/Guion Docente Clase 4 - Metodologias agiles.docx
@@ -109,7 +109,7 @@
           <w:color w:val="4A4A49"/>
           <w:sz w:val="22"/>
         </w:rPr>
-        <w:t xml:space="preserve"> Un tablero en draw.io o Excalidraw con el Product Backlog priorizado de VetCare y las columnas de flujo con limite de trabajo en curso, mas un documento con el plan de tres sprints (objetivo y entregable de diseño de cada uno), la Definicion de Terminado del equipo y tres historias de usuario con criterios en formato Dado/Cuando/Entonces.</w:t>
+        <w:t xml:space="preserve"> Un tablero en draw.io o Excalidraw con el Product Backlog priorizado de VetCare y las columnas de flujo con limite de trabajo en curso, mas un documento con el plan de tres sprints (objetivo y entregable de diseño de cada uno), la Definicion de Terminado y tres historias de usuario con criterios en formato Dado/Cuando/Entonces.</w:t>
       </w:r>
     </w:p>
     <w:p>
@@ -207,7 +207,7 @@
           <w:color w:val="4A4A49"/>
           <w:sz w:val="22"/>
         </w:rPr>
-        <w:t>Scrum es un marco de trabajo, no una metodologia completa: define lo minimo y deja que cada equipo llene el resto. Tiene tres roles: el Product Owner, que decide QUE se hace y en que orden, y es el dueño del Product Backlog; el Scrum Master, que facilita, protege al equipo y quita impedimentos, y que no es el jefe; y el equipo de desarrollo, que decide COMO hacerlo y se autoorganiza. Tiene cinco eventos: el Sprint, que es el contenedor de duracion fija (una a cuatro semanas), la Planificacion, la Reunion diaria de quince minutos para sincronizarse, la Revision donde se le muestra el incremento al cliente, y la Retrospectiva donde se mejora la forma de trabajar. Y tiene tres artefactos: Product Backlog, Sprint Backlog e Incremento, este ultimo gobernado por la Definicion de Terminado. En VetCare el docente actua como vocero de Huellitas en el rol de Product Owner, y cada equipo es el equipo de desarrollo que se compromete con un objetivo de sprint.</w:t>
+        <w:t>Scrum es un marco de trabajo, no una metodologia completa: define lo minimo y deja que cada equipo llene el resto. Tiene tres roles: el Product Owner, que decide QUE se hace y en que orden, y es el dueño del Product Backlog; el Scrum Master, que facilita, protege al equipo y quita impedimentos, y que no es el jefe; y el equipo de desarrollo, que decide COMO hacerlo y se autoorganiza. Tiene cinco eventos: el Sprint, que es el contenedor de duracion fija (una a cuatro semanas), la Planificacion, la Reunion diaria de quince minutos para sincronizarse, la Revision donde se le muestra el incremento al cliente, y la Retrospectiva donde se mejora la forma de trabajar. Y tiene tres artefactos: Product Backlog, Sprint Backlog e Incremento, este ultimo gobernado por la Definicion de Terminado. En VetCare el docente actua como vocero de Huellitas en el rol de Product Owner, y cada estudiante -o cada equipo, si el docente lo autoriza- hace de equipo de desarrollo que se compromete con un objetivo de sprint.</w:t>
       </w:r>
     </w:p>
     <w:p>
@@ -372,7 +372,7 @@
           <w:color w:val="4A4A49"/>
           <w:sz w:val="22"/>
         </w:rPr>
-        <w:t>Pregunta al aire (2 min): ¿donde encaja esto en el VetCare de su equipo?</w:t>
+        <w:t>Pregunta al aire (2 min): ¿donde encaja esto en su VetCare?</w:t>
       </w:r>
     </w:p>
     <w:p>
@@ -464,7 +464,7 @@
           <w:color w:val="4A4A49"/>
           <w:sz w:val="22"/>
         </w:rPr>
-        <w:t xml:space="preserve"> «Equipos: abran su proyecto VetCare. Esto suma a la rubrica del PI.»</w:t>
+        <w:t xml:space="preserve"> «Abran su proyecto VetCare. Trabajo individual por defecto; si autorice equipo, el archivo puede ser compartido pero cada uno entrega en ExamLab. Esto suma a la rubrica del PI.»</w:t>
       </w:r>
     </w:p>
     <w:p>
@@ -526,7 +526,7 @@
           <w:color w:val="4A4A49"/>
           <w:sz w:val="22"/>
         </w:rPr>
-        <w:t>Redacte la Definicion de Terminado del equipo para artefactos de diseño (por ejemplo: tiene diagrama en draw.io, tiene mockup, esta revisado por un compañero y tiene el visto bueno del cliente) y escribala en la cabecera del tablero.</w:t>
+        <w:t>Redacte la Definicion de Terminado para artefactos de diseño (por ejemplo: tiene diagrama en draw.io, tiene mockup, esta revisado por un compañero y tiene el visto bueno del cliente) y escribala en la cabecera del tablero.</w:t>
       </w:r>
     </w:p>
     <w:p>
@@ -549,7 +549,7 @@
           <w:color w:val="4A4A49"/>
           <w:sz w:val="22"/>
         </w:rPr>
-        <w:t>Circular por los equipos. Empujar evidencia funcionando, no perfeccionismo.</w:t>
+        <w:t>Circular por los puestos. Empujar evidencia funcionando, no perfeccionismo.</w:t>
       </w:r>
     </w:p>
     <w:p>
@@ -559,7 +559,7 @@
           <w:color w:val="4A4A49"/>
           <w:sz w:val="22"/>
         </w:rPr>
-        <w:t>Entregable: Un tablero en draw.io o Excalidraw con el Product Backlog priorizado de VetCare y las columnas de flujo con limite de trabajo en curso, mas un documento con el plan de tres sprints (objetivo y entregable de diseño de cada uno), la Definicion de Terminado del equipo y tres historias de usuario con criterios en formato Dado/Cuando/Entonces.</w:t>
+        <w:t>Entregable: Un tablero en draw.io o Excalidraw con el Product Backlog priorizado de VetCare y las columnas de flujo con limite de trabajo en curso, mas un documento con el plan de tres sprints (objetivo y entregable de diseño de cada uno), la Definicion de Terminado y tres historias de usuario con criterios en formato Dado/Cuando/Entonces.</w:t>
       </w:r>
     </w:p>
     <w:p>

--- a/Seminario de Sistemas/Kit docente/Clase 4/Guion Docente Clase 4 - Metodologias agiles.docx
+++ b/Seminario de Sistemas/Kit docente/Clase 4/Guion Docente Clase 4 - Metodologias agiles.docx
@@ -156,6 +156,7 @@
       <w:r>
         <w:rPr>
           <w:rFonts w:ascii="Consolas" w:hAnsi="Consolas"/>
+          <w:b w:val="0"/>
           <w:color w:val="111111"/>
           <w:sz w:val="21"/>
         </w:rPr>
@@ -430,6 +431,7 @@
       <w:r>
         <w:rPr>
           <w:rFonts w:ascii="Consolas" w:hAnsi="Consolas"/>
+          <w:b w:val="0"/>
           <w:color w:val="111111"/>
           <w:sz w:val="21"/>
         </w:rPr>
@@ -597,6 +599,7 @@
       <w:r>
         <w:rPr>
           <w:rFonts w:ascii="Consolas" w:hAnsi="Consolas"/>
+          <w:b w:val="0"/>
           <w:color w:val="111111"/>
           <w:sz w:val="21"/>
         </w:rPr>
@@ -664,6 +667,7 @@
       <w:r>
         <w:rPr>
           <w:rFonts w:ascii="Consolas" w:hAnsi="Consolas"/>
+          <w:b w:val="0"/>
           <w:color w:val="111111"/>
           <w:sz w:val="21"/>
         </w:rPr>
